--- a/resume.docx
+++ b/resume.docx
@@ -90,7 +90,7 @@
           <w:sz w:val="20"/>
           <w:szCs w:val="20"/>
         </w:rPr>
-        <w:t xml:space="preserve">Operations leader with 8 years of experience who deploys AI and automation against real business problems and measures what changes. Rebuilt a manufacturing and retail business on automated workflows and applied GenAI systems — RAG-based document retrieval, locally hosted LLMs, MCP-connected internal tooling — cutting manual processing time by 70%. Before that, spent two and a half years at NielsenIQ owning delivery for international FMCG accounts across three continents at 100% on-time and 95% CSAT. Brings the combination most AI enablement roles struggle to find: genuine hands-on fluency with the tooling, plus the delivery discipline to get it adopted by people who did not ask for it.</w:t>
+        <w:t xml:space="preserve">Operations leader who deploys AI and automation against real business problems and measures what changes. Rebuilt a manufacturing and retail business on automated workflows and applied GenAI systems — RAG-based document retrieval, locally hosted LLMs, MCP-connected internal tooling — cutting manual processing time by 70%. Before that, spent two and a half years at NielsenIQ owning delivery for international FMCG accounts across three continents at 100% on-time and 95% CSAT. Brings the combination most AI enablement roles struggle to find: genuine hands-on fluency with the tooling, plus the delivery discipline to get it adopted by people who did not ask for it.</w:t>
       </w:r>
     </w:p>
     <w:p>
